--- a/03_Outputs/final scripts/pt/Module 1/1.2.0-pt.docx
+++ b/03_Outputs/final scripts/pt/Module 1/1.2.0-pt.docx
@@ -9,37 +9,32 @@
     </w:p>
     <w:p>
       <w:r>
-        <w:t xml:space="preserve">A energia é mais do que uma única meta — é o fio que impulsiona o progresso em todas elas. De escolas e hospitais a água limpa, alimentação e empregos, a energia moderna confiável transforma vidas.  </w:t>
+        <w:t xml:space="preserve">A energia é um fio condutor que impulsiona o progresso em todos os objetivos de desenvolvimento sustentável. Desde escolas e hospitais até água limpa, alimentos e empregos, a energia moderna confiável transforma vidas.  </w:t>
       </w:r>
     </w:p>
     <w:p>
       <w:r>
-        <w:t xml:space="preserve">Mas o acesso é desigual. Quase um bilhão de pessoas ainda não têm eletricidade em unidades de saúde, limitando vacinas, cirurgias e cuidados de emergência. Combustíveis tradicionais para cozinhar enchem as casas de fumaça, prejudicando a saúde e colocando o peso maior sobre mulheres e meninas.  </w:t>
+        <w:t xml:space="preserve">Mas o acesso é desigual. Quase um bilhão de pessoas ainda não têm eletricidade em instalações de saúde, limitando vacinas, cirurgias e cuidados de emergência. Os combustíveis tradicionais para cozinhar enchem as casas de fumaça, prejudicando a saúde e colocando o peso maior sobre mulheres e meninas.  </w:t>
       </w:r>
     </w:p>
     <w:p>
       <w:r>
-        <w:t xml:space="preserve">As transições energéticas remodelam nossos recursos. Hoje, o setor utiliza cerca de 10 por cento da água doce global. Até 2050, a mudança de carvão para solar e eólica pode reduzir esse consumo em 15 por cento, além de melhorar a qualidade do ar em cidades superlotadas. A indústria de energias renováveis já apoia mais de 16 milhões de empregos e continua a crescer.  </w:t>
+        <w:t xml:space="preserve">As transições energéticas remodelam nossos recursos. Hoje, o setor utiliza cerca de 10 por cento da água doce global. Até 2050, a mudança de carvão para solar e eólica pode reduzir esse consumo em 15 por cento, além de limpar o ar poluído em cidades densamente povoadas.  </w:t>
       </w:r>
     </w:p>
     <w:p>
       <w:r>
-        <w:t xml:space="preserve">A energia também desbloqueia oportunidades na educação. A luz após o anoitecer amplia as horas de estudo, enquanto o acesso digital em escolas rurais desenvolve habilidades para o futuro. Cozinhar de forma mais limpa e sistemas de água solar também liberam tempo — muitas vezes de 15 a 18 horas por semana — oferecendo às mulheres e meninas mais oportunidades.  </w:t>
+        <w:t xml:space="preserve">A indústria de energias renováveis já apoia mais de 16 milhões de empregos e continua a crescer. Cozinhar de forma mais limpa e sistemas de água solar também liberam tempo na coleta de combustíveis sólidos, que muitas vezes afetam mulheres e meninas—economizando de 15 a 18 horas por semana—oferecendo novas oportunidades.  </w:t>
       </w:r>
     </w:p>
     <w:p>
       <w:r>
-        <w:t xml:space="preserve">A eficiência é igualmente poderosa para a transformação dos sistemas. Redes inteligentes, soluções de resíduos para energia e análises em tempo real otimizam recursos, fortalecem a resiliência e melhoram a segurança alimentar e hídrica.  </w:t>
+        <w:t xml:space="preserve">Aumentar a eficiência é igualmente poderoso para a transformação dos sistemas quanto para a descarbonização. Redes inteligentes, soluções de resíduos para energia e análises em tempo real fortalecem a resiliência e melhoram a segurança alimentar e hídrica.  </w:t>
       </w:r>
     </w:p>
     <w:p>
       <w:r>
-        <w:t xml:space="preserve">Neste capítulo, exploraremos essas interconexões — como a energia conecta-se à saúde, educação, igualdade de gênero e ação climática. E veremos como soluções integradas, como sistemas de água movidos a energia solar e iniciativas de cozinhar de forma limpa, podem oferecer múltiplos benefícios ao mesmo tempo.  </w:t>
-      </w:r>
-    </w:p>
-    <w:p>
-      <w:r>
-        <w:t>Vamos começar e descobrir como a energia multiplica o progresso em todos os Objetivos de Desenvolvimento Sustentável.</w:t>
+        <w:t>Neste capítulo, exploraremos essas interconexões. Vamos começar e descobrir como a energia multiplica o progresso em todos os Objetivos de Desenvolvimento Sustentável.</w:t>
       </w:r>
     </w:p>
     <w:sectPr>
